--- a/test_data/case_020_boc_hk_operator_diff/bank_app.docx
+++ b/test_data/case_020_boc_hk_operator_diff/bank_app.docx
@@ -497,70 +497,7 @@
               </w:rPr>
             </w:pPr>
             <w:r>
-              <w:rPr>
-                <w:rFonts w:ascii="宋体" w:hAnsi="宋体" w:hint="eastAsia"/>
-                <w:sz w:val="16"/>
-                <w:szCs w:val="16"/>
-              </w:rPr>
-              <w:t>□</w:t>
-            </w:r>
-            <w:proofErr w:type="gramStart"/>
-            <w:r>
-              <w:rPr>
-                <w:rFonts w:ascii="宋体" w:hAnsi="宋体" w:hint="eastAsia"/>
-                <w:sz w:val="16"/>
-                <w:szCs w:val="16"/>
-              </w:rPr>
-              <w:t>网银新</w:t>
-            </w:r>
-            <w:proofErr w:type="gramEnd"/>
-            <w:r>
-              <w:rPr>
-                <w:rFonts w:ascii="宋体" w:hAnsi="宋体" w:hint="eastAsia"/>
-                <w:sz w:val="16"/>
-                <w:szCs w:val="16"/>
-              </w:rPr>
-              <w:t>开户（包括：客户注册、客户服务维护、账户注册</w:t>
-            </w:r>
-            <w:r>
-              <w:rPr>
-                <w:rFonts w:ascii="宋体" w:hAnsi="宋体" w:hint="eastAsia"/>
-                <w:sz w:val="16"/>
-                <w:szCs w:val="16"/>
-              </w:rPr>
-              <w:t>、</w:t>
-            </w:r>
-            <w:r>
-              <w:rPr>
-                <w:rFonts w:ascii="宋体" w:hAnsi="宋体" w:hint="eastAsia"/>
-                <w:sz w:val="16"/>
-                <w:szCs w:val="16"/>
-              </w:rPr>
-              <w:t>操作员注册</w:t>
-            </w:r>
-            <w:r>
-              <w:rPr>
-                <w:rFonts w:ascii="宋体" w:hAnsi="宋体" w:hint="eastAsia"/>
-                <w:sz w:val="16"/>
-                <w:szCs w:val="16"/>
-              </w:rPr>
-              <w:t>、认证工具</w:t>
-            </w:r>
-            <w:r>
-              <w:rPr>
-                <w:rFonts w:ascii="宋体" w:hAnsi="宋体" w:hint="eastAsia"/>
-                <w:sz w:val="16"/>
-                <w:szCs w:val="16"/>
-              </w:rPr>
-              <w:t>申请＋绑定</w:t>
-            </w:r>
-            <w:r>
-              <w:rPr>
-                <w:rFonts w:ascii="宋体" w:hAnsi="宋体" w:hint="eastAsia"/>
-                <w:sz w:val="16"/>
-                <w:szCs w:val="16"/>
-              </w:rPr>
-              <w:t>等一系列新增服务类型）</w:t>
+              <w:t>☑网银新开户</w:t>
             </w:r>
           </w:p>
           <w:p>
@@ -576,117 +513,7 @@
                 <w:shd w:val="clear" w:color="auto" w:fill="FFFFFF"/>
               </w:rPr>
             </w:pPr>
-            <w:r>
-              <w:rPr>
-                <w:rFonts w:ascii="宋体" w:hAnsi="宋体" w:hint="eastAsia"/>
-                <w:sz w:val="16"/>
-                <w:szCs w:val="16"/>
-              </w:rPr>
-              <w:t>□</w:t>
-            </w:r>
-            <w:r>
-              <w:rPr>
-                <w:rFonts w:ascii="宋体" w:hAnsi="宋体" w:hint="eastAsia"/>
-                <w:sz w:val="16"/>
-                <w:szCs w:val="16"/>
-                <w:shd w:val="clear" w:color="auto" w:fill="FFFFFF"/>
-              </w:rPr>
-              <w:t xml:space="preserve">客户信息注册 </w:t>
-            </w:r>
-            <w:r>
-              <w:rPr>
-                <w:rFonts w:ascii="宋体" w:hAnsi="宋体" w:hint="eastAsia"/>
-                <w:sz w:val="16"/>
-                <w:szCs w:val="16"/>
-              </w:rPr>
-              <w:t>□</w:t>
-            </w:r>
-            <w:r>
-              <w:rPr>
-                <w:rFonts w:ascii="宋体" w:hAnsi="宋体" w:hint="eastAsia"/>
-                <w:sz w:val="16"/>
-                <w:szCs w:val="16"/>
-                <w:shd w:val="clear" w:color="auto" w:fill="FFFFFF"/>
-              </w:rPr>
-              <w:t>客户服务维护</w:t>
-            </w:r>
-            <w:r>
-              <w:rPr>
-                <w:rFonts w:ascii="宋体" w:hAnsi="宋体" w:hint="eastAsia"/>
-                <w:sz w:val="16"/>
-                <w:szCs w:val="16"/>
-                <w:shd w:val="clear" w:color="auto" w:fill="FFFFFF"/>
-              </w:rPr>
-              <w:t xml:space="preserve">  </w:t>
-            </w:r>
-            <w:r>
-              <w:rPr>
-                <w:rFonts w:ascii="宋体" w:hAnsi="宋体" w:hint="eastAsia"/>
-                <w:sz w:val="16"/>
-                <w:szCs w:val="16"/>
-              </w:rPr>
-              <w:t>□</w:t>
-            </w:r>
-            <w:r>
-              <w:rPr>
-                <w:rFonts w:ascii="宋体" w:hAnsi="宋体" w:hint="eastAsia"/>
-                <w:sz w:val="16"/>
-                <w:szCs w:val="16"/>
-                <w:shd w:val="clear" w:color="auto" w:fill="FFFFFF"/>
-              </w:rPr>
-              <w:t xml:space="preserve">账户注册 </w:t>
-            </w:r>
-            <w:r>
-              <w:rPr>
-                <w:rFonts w:ascii="宋体" w:hAnsi="宋体" w:hint="eastAsia"/>
-                <w:sz w:val="16"/>
-                <w:szCs w:val="16"/>
-                <w:shd w:val="clear" w:color="auto" w:fill="FFFFFF"/>
-              </w:rPr>
-              <w:t xml:space="preserve"> </w:t>
-            </w:r>
-            <w:r>
-              <w:rPr>
-                <w:rFonts w:ascii="宋体" w:hAnsi="宋体" w:hint="eastAsia"/>
-                <w:sz w:val="16"/>
-                <w:szCs w:val="16"/>
-              </w:rPr>
-              <w:t>□</w:t>
-            </w:r>
-            <w:r>
-              <w:rPr>
-                <w:rFonts w:ascii="宋体" w:hAnsi="宋体" w:hint="eastAsia"/>
-                <w:sz w:val="16"/>
-                <w:szCs w:val="16"/>
-                <w:shd w:val="clear" w:color="auto" w:fill="FFFFFF"/>
-              </w:rPr>
-              <w:t xml:space="preserve">操作员注册 </w:t>
-            </w:r>
-            <w:r>
-              <w:rPr>
-                <w:rFonts w:ascii="宋体" w:hAnsi="宋体" w:hint="eastAsia"/>
-                <w:sz w:val="16"/>
-                <w:szCs w:val="16"/>
-                <w:shd w:val="clear" w:color="auto" w:fill="FFFFFF"/>
-              </w:rPr>
-              <w:t xml:space="preserve"> </w:t>
-            </w:r>
-            <w:r>
-              <w:rPr>
-                <w:rFonts w:ascii="宋体" w:hAnsi="宋体" w:hint="eastAsia"/>
-                <w:sz w:val="16"/>
-                <w:szCs w:val="16"/>
-              </w:rPr>
-              <w:t>□E-Token申请＋绑定</w:t>
-            </w:r>
-            <w:r>
-              <w:rPr>
-                <w:rFonts w:ascii="宋体" w:hAnsi="宋体" w:hint="eastAsia"/>
-                <w:sz w:val="16"/>
-                <w:szCs w:val="16"/>
-              </w:rPr>
-              <w:t xml:space="preserve">  </w:t>
-            </w:r>
+            <w:r/>
           </w:p>
         </w:tc>
       </w:tr>
@@ -1469,29 +1296,7 @@
               </w:rPr>
             </w:pPr>
             <w:r>
-              <w:rPr>
-                <w:rFonts w:ascii="宋体" w:hAnsi="宋体" w:hint="eastAsia"/>
-                <w:sz w:val="16"/>
-                <w:szCs w:val="16"/>
-              </w:rPr>
-              <w:t>□营业执照 □其它证件（名称</w:t>
-            </w:r>
-            <w:r>
-              <w:rPr>
-                <w:rFonts w:ascii="宋体" w:hAnsi="宋体" w:hint="eastAsia"/>
-                <w:sz w:val="16"/>
-                <w:szCs w:val="16"/>
-                <w:u w:val="single"/>
-              </w:rPr>
-              <w:t>______________</w:t>
-            </w:r>
-            <w:r>
-              <w:rPr>
-                <w:rFonts w:ascii="宋体" w:hAnsi="宋体" w:hint="eastAsia"/>
-                <w:sz w:val="16"/>
-                <w:szCs w:val="16"/>
-              </w:rPr>
-              <w:t>）</w:t>
+              <w:t>☑营业执照</w:t>
             </w:r>
           </w:p>
         </w:tc>
@@ -1519,7 +1324,14 @@
               </w:rPr>
             </w:pPr>
             <w:r>
-              <w:t>91110000MA0EXAMPLE</w:t>
+              <w:rPr>
+                <w:rFonts w:ascii="宋体" w:hAnsi="宋体" w:hint="eastAsia"/>
+                <w:b/>
+                <w:bCs/>
+                <w:sz w:val="16"/>
+                <w:szCs w:val="16"/>
+              </w:rPr>
+              <w:t>证件号码</w:t>
             </w:r>
           </w:p>
         </w:tc>
@@ -1545,6 +1357,9 @@
                 <w:szCs w:val="16"/>
               </w:rPr>
             </w:pPr>
+            <w:r>
+              <w:t>91110000MA0EXAMPLE</w:t>
+            </w:r>
           </w:p>
         </w:tc>
       </w:tr>
@@ -1682,6 +1497,9 @@
                 <w:szCs w:val="16"/>
               </w:rPr>
             </w:pPr>
+            <w:r>
+              <w:t>+852 2888 1234</w:t>
+            </w:r>
           </w:p>
         </w:tc>
       </w:tr>
@@ -1757,6 +1575,9 @@
                 <w:szCs w:val="16"/>
               </w:rPr>
             </w:pPr>
+            <w:r>
+              <w:t>Unit 2301, Tower 1, Lippo Centre, Admiralty, HK</w:t>
+            </w:r>
           </w:p>
         </w:tc>
         <w:tc>
@@ -2684,7 +2505,14 @@
               </w:rPr>
             </w:pPr>
             <w:r>
-              <w:t>012-676-0-012345-6</w:t>
+              <w:rPr>
+                <w:rFonts w:ascii="宋体" w:hAnsi="宋体" w:hint="eastAsia"/>
+                <w:b/>
+                <w:bCs/>
+                <w:sz w:val="16"/>
+                <w:szCs w:val="16"/>
+              </w:rPr>
+              <w:t>*账号</w:t>
             </w:r>
           </w:p>
         </w:tc>
@@ -3168,6 +2996,9 @@
                 <w:szCs w:val="18"/>
               </w:rPr>
             </w:pPr>
+            <w:r>
+              <w:t>012-676-0-012345-6</w:t>
+            </w:r>
           </w:p>
         </w:tc>
         <w:tc>
@@ -3192,6 +3023,9 @@
                 <w:szCs w:val="18"/>
               </w:rPr>
             </w:pPr>
+            <w:r>
+              <w:t>HKD</w:t>
+            </w:r>
           </w:p>
         </w:tc>
         <w:tc>
@@ -3216,6 +3050,9 @@
                 <w:szCs w:val="18"/>
               </w:rPr>
             </w:pPr>
+            <w:r>
+              <w:t>Hong Kong Bright Future Trading Ltd</w:t>
+            </w:r>
           </w:p>
         </w:tc>
         <w:tc>
@@ -3264,6 +3101,9 @@
                 <w:szCs w:val="18"/>
               </w:rPr>
             </w:pPr>
+            <w:r>
+              <w:t>500,000</w:t>
+            </w:r>
           </w:p>
         </w:tc>
         <w:tc>
@@ -3287,6 +3127,9 @@
                 <w:szCs w:val="18"/>
               </w:rPr>
             </w:pPr>
+            <w:r>
+              <w:t>2,000,000</w:t>
+            </w:r>
           </w:p>
         </w:tc>
       </w:tr>
@@ -4676,7 +4519,14 @@
               </w:rPr>
             </w:pPr>
             <w:r>
-              <w:t>Zhang Fang</w:t>
+              <w:rPr>
+                <w:rFonts w:ascii="宋体" w:hAnsi="宋体" w:hint="eastAsia"/>
+                <w:b/>
+                <w:bCs/>
+                <w:sz w:val="16"/>
+                <w:szCs w:val="16"/>
+              </w:rPr>
+              <w:t>*姓名</w:t>
             </w:r>
           </w:p>
         </w:tc>
@@ -4707,7 +4557,14 @@
               </w:rPr>
             </w:pPr>
             <w:r>
-              <w:t>ID Card</w:t>
+              <w:rPr>
+                <w:rFonts w:ascii="宋体" w:hAnsi="宋体" w:hint="eastAsia"/>
+                <w:b/>
+                <w:bCs/>
+                <w:sz w:val="16"/>
+                <w:szCs w:val="16"/>
+              </w:rPr>
+              <w:t>*证件类型</w:t>
             </w:r>
           </w:p>
         </w:tc>
@@ -4738,7 +4595,14 @@
               </w:rPr>
             </w:pPr>
             <w:r>
-              <w:t>K88888888</w:t>
+              <w:rPr>
+                <w:rFonts w:ascii="宋体" w:hAnsi="宋体" w:hint="eastAsia"/>
+                <w:b/>
+                <w:bCs/>
+                <w:sz w:val="16"/>
+                <w:szCs w:val="16"/>
+              </w:rPr>
+              <w:t>*证件号码</w:t>
             </w:r>
           </w:p>
         </w:tc>
@@ -5227,6 +5091,9 @@
                 <w:szCs w:val="16"/>
               </w:rPr>
             </w:pPr>
+            <w:r>
+              <w:t>Zhang Fang</w:t>
+            </w:r>
           </w:p>
         </w:tc>
         <w:tc>
@@ -5255,6 +5122,9 @@
                 <w:szCs w:val="16"/>
               </w:rPr>
             </w:pPr>
+            <w:r>
+              <w:t>ID Card</w:t>
+            </w:r>
           </w:p>
         </w:tc>
         <w:tc>
@@ -5283,6 +5153,9 @@
                 <w:szCs w:val="16"/>
               </w:rPr>
             </w:pPr>
+            <w:r>
+              <w:t>K88888888</w:t>
+            </w:r>
           </w:p>
         </w:tc>
         <w:tc>
@@ -5311,11 +5184,6 @@
               </w:rPr>
             </w:pPr>
             <w:r>
-              <w:rPr>
-                <w:rFonts w:ascii="宋体" w:hAnsi="宋体" w:hint="eastAsia"/>
-                <w:sz w:val="16"/>
-                <w:szCs w:val="16"/>
-              </w:rPr>
               <w:t>密码信封</w:t>
             </w:r>
           </w:p>
@@ -5345,6 +5213,9 @@
                 <w:szCs w:val="16"/>
               </w:rPr>
             </w:pPr>
+            <w:r>
+              <w:t>+852 9111 2222</w:t>
+            </w:r>
           </w:p>
         </w:tc>
         <w:tc>
